--- a/modeemploivendeur.docx
+++ b/modeemploivendeur.docx
@@ -8,11 +8,44 @@
         <w:jc w:val="center"/>
       </w:pPr>
       <w:r>
-        <w:rPr>
-          <w:sz w:val="72"/>
-          <w:szCs w:val="72"/>
-        </w:rPr>
-        <w:t xml:space="preserve">🎲</w:t>
+        <w:drawing>
+          <wp:inline distT="0" distB="0" distL="0" distR="0">
+            <wp:extent cx="2381250" cy="666750"/>
+            <wp:effectExtent t="0" r="0" b="0" l="0"/>
+            <wp:docPr id="1" name="" descr="" title=""/>
+            <wp:cNvGraphicFramePr>
+              <a:graphicFrameLocks xmlns:a="http://schemas.openxmlformats.org/drawingml/2006/main" noChangeAspect="1"/>
+            </wp:cNvGraphicFramePr>
+            <a:graphic xmlns:a="http://schemas.openxmlformats.org/drawingml/2006/main">
+              <a:graphicData uri="http://schemas.openxmlformats.org/drawingml/2006/picture">
+                <pic:pic xmlns:pic="http://schemas.openxmlformats.org/drawingml/2006/picture">
+                  <pic:nvPicPr>
+                    <pic:cNvPr id="0" name="" descr=""/>
+                    <pic:cNvPicPr>
+                      <a:picLocks noChangeAspect="1" noChangeArrowheads="1"/>
+                    </pic:cNvPicPr>
+                  </pic:nvPicPr>
+                  <pic:blipFill>
+                    <a:blip r:embed="rId9" cstate="none"/>
+                    <a:srcRect/>
+                    <a:stretch>
+                      <a:fillRect/>
+                    </a:stretch>
+                  </pic:blipFill>
+                  <pic:spPr bwMode="auto">
+                    <a:xfrm>
+                      <a:off x="0" y="0"/>
+                      <a:ext cx="2381250" cy="666750"/>
+                    </a:xfrm>
+                    <a:prstGeom prst="rect">
+                      <a:avLst/>
+                    </a:prstGeom>
+                  </pic:spPr>
+                </pic:pic>
+              </a:graphicData>
+            </a:graphic>
+          </wp:inline>
+        </w:drawing>
       </w:r>
     </w:p>
     <w:p>
@@ -129,7 +162,7 @@
     </w:p>
     <w:p>
       <w:pPr>
-        <w:spacing w:after="160"/>
+        <w:spacing w:after="80"/>
       </w:pPr>
       <w:r>
         <w:t xml:space="preserve">Trois champs à remplir en haut du formulaire :</w:t>
@@ -181,7 +214,7 @@
     </w:p>
     <w:tbl>
       <w:tblPr>
-        <w:tblW w:type="dxa" w:w="9675"/>
+        <w:tblW w:type="dxa" w:w="9676"/>
         <w:jc w:val="center"/>
         <w:tblBorders>
           <w:top w:val="single" w:color="D4D4D8" w:sz="4"/>
@@ -193,135 +226,11 @@
         </w:tblBorders>
       </w:tblPr>
       <w:tblGrid>
-        <w:gridCol w:w="9675"/>
+        <w:gridCol w:w="100"/>
       </w:tblGrid>
       <w:tr>
         <w:tc>
           <w:tcPr>
-            <w:tcW w:type="dxa" w:w="9675"/>
-            <w:tcMar>
-              <w:top w:type="dxa" w:w="100"/>
-              <w:left w:type="dxa" w:w="100"/>
-              <w:bottom w:type="dxa" w:w="100"/>
-              <w:right w:type="dxa" w:w="100"/>
-            </w:tcMar>
-          </w:tcPr>
-          <w:p>
-            <w:pPr>
-              <w:jc w:val="center"/>
-            </w:pPr>
-            <w:r>
-              <w:drawing>
-                <wp:inline distT="0" distB="0" distL="0" distR="0">
-                  <wp:extent cx="5762625" cy="4324350"/>
-                  <wp:effectExtent t="0" r="0" b="0" l="0"/>
-                  <wp:docPr id="1" name="" descr="" title=""/>
-                  <wp:cNvGraphicFramePr>
-                    <a:graphicFrameLocks xmlns:a="http://schemas.openxmlformats.org/drawingml/2006/main" noChangeAspect="1"/>
-                  </wp:cNvGraphicFramePr>
-                  <a:graphic xmlns:a="http://schemas.openxmlformats.org/drawingml/2006/main">
-                    <a:graphicData uri="http://schemas.openxmlformats.org/drawingml/2006/picture">
-                      <pic:pic xmlns:pic="http://schemas.openxmlformats.org/drawingml/2006/picture">
-                        <pic:nvPicPr>
-                          <pic:cNvPr id="0" name="" descr=""/>
-                          <pic:cNvPicPr>
-                            <a:picLocks noChangeAspect="1" noChangeArrowheads="1"/>
-                          </pic:cNvPicPr>
-                        </pic:nvPicPr>
-                        <pic:blipFill>
-                          <a:blip r:embed="rId9" cstate="none"/>
-                          <a:srcRect/>
-                          <a:stretch>
-                            <a:fillRect/>
-                          </a:stretch>
-                        </pic:blipFill>
-                        <pic:spPr bwMode="auto">
-                          <a:xfrm>
-                            <a:off x="0" y="0"/>
-                            <a:ext cx="5762625" cy="4324350"/>
-                          </a:xfrm>
-                          <a:prstGeom prst="rect">
-                            <a:avLst/>
-                          </a:prstGeom>
-                        </pic:spPr>
-                      </pic:pic>
-                    </a:graphicData>
-                  </a:graphic>
-                </wp:inline>
-              </w:drawing>
-            </w:r>
-          </w:p>
-        </w:tc>
-      </w:tr>
-    </w:tbl>
-    <w:p>
-      <w:pPr>
-        <w:spacing w:after="60" w:before="0"/>
-      </w:pPr>
-    </w:p>
-    <w:p>
-      <w:pPr>
-        <w:spacing w:after="200"/>
-        <w:jc w:val="center"/>
-      </w:pPr>
-      <w:r>
-        <w:rPr>
-          <w:i/>
-          <w:iCs/>
-          <w:color w:val="6B7280"/>
-          <w:sz w:val="18"/>
-          <w:szCs w:val="18"/>
-        </w:rPr>
-        <w:t xml:space="preserve">Le formulaire de dépôt, vide.</w:t>
-      </w:r>
-    </w:p>
-    <w:p>
-      <w:pPr>
-        <w:pStyle w:val="Heading2"/>
-        <w:spacing w:after="160" w:before="320"/>
-      </w:pPr>
-      <w:r>
-        <w:rPr>
-          <w:b/>
-          <w:bCs/>
-          <w:color w:val="B45309"/>
-        </w:rPr>
-        <w:t xml:space="preserve">Les contrôles automatiques</w:t>
-      </w:r>
-    </w:p>
-    <w:p>
-      <w:pPr>
-        <w:spacing w:after="160"/>
-      </w:pPr>
-      <w:r>
-        <w:t xml:space="preserve">Le formulaire signale immédiatement un problème avant même d'essayer d'envoyer :</w:t>
-      </w:r>
-    </w:p>
-    <w:p>
-      <w:pPr>
-        <w:spacing w:after="0" w:before="160"/>
-      </w:pPr>
-    </w:p>
-    <w:tbl>
-      <w:tblPr>
-        <w:tblW w:type="dxa" w:w="9675"/>
-        <w:jc w:val="center"/>
-        <w:tblBorders>
-          <w:top w:val="single" w:color="D4D4D8" w:sz="4"/>
-          <w:left w:val="single" w:color="D4D4D8" w:sz="4"/>
-          <w:bottom w:val="single" w:color="D4D4D8" w:sz="4"/>
-          <w:right w:val="single" w:color="D4D4D8" w:sz="4"/>
-          <w:insideH w:val="none" w:color="FFFFFF" w:sz="0"/>
-          <w:insideV w:val="none" w:color="FFFFFF" w:sz="0"/>
-        </w:tblBorders>
-      </w:tblPr>
-      <w:tblGrid>
-        <w:gridCol w:w="9675"/>
-      </w:tblGrid>
-      <w:tr>
-        <w:tc>
-          <w:tcPr>
-            <w:tcW w:type="dxa" w:w="9675"/>
             <w:tcMar>
               <w:top w:type="dxa" w:w="100"/>
               <w:left w:type="dxa" w:w="100"/>
@@ -395,7 +304,29 @@
           <w:sz w:val="18"/>
           <w:szCs w:val="18"/>
         </w:rPr>
-        <w:t xml:space="preserve">Nom trop court : message d'erreur immédiat.</w:t>
+        <w:t xml:space="preserve">Le formulaire de dépôt, vide.</w:t>
+      </w:r>
+    </w:p>
+    <w:p>
+      <w:pPr>
+        <w:pStyle w:val="Heading1"/>
+        <w:spacing w:after="200" w:before="400"/>
+      </w:pPr>
+      <w:r>
+        <w:rPr>
+          <w:b/>
+          <w:bCs/>
+          <w:color w:val="1F2937"/>
+        </w:rPr>
+        <w:t xml:space="preserve">Les contrôles automatiques</w:t>
+      </w:r>
+    </w:p>
+    <w:p>
+      <w:pPr>
+        <w:spacing w:after="160"/>
+      </w:pPr>
+      <w:r>
+        <w:t xml:space="preserve">Le formulaire signale immédiatement un problème avant même d'essayer d'envoyer :</w:t>
       </w:r>
     </w:p>
     <w:p>
@@ -405,7 +336,7 @@
     </w:p>
     <w:tbl>
       <w:tblPr>
-        <w:tblW w:type="dxa" w:w="9675"/>
+        <w:tblW w:type="dxa" w:w="9676"/>
         <w:jc w:val="center"/>
         <w:tblBorders>
           <w:top w:val="single" w:color="D4D4D8" w:sz="4"/>
@@ -417,12 +348,11 @@
         </w:tblBorders>
       </w:tblPr>
       <w:tblGrid>
-        <w:gridCol w:w="9675"/>
+        <w:gridCol w:w="100"/>
       </w:tblGrid>
       <w:tr>
         <w:tc>
           <w:tcPr>
-            <w:tcW w:type="dxa" w:w="9675"/>
             <w:tcMar>
               <w:top w:type="dxa" w:w="100"/>
               <w:left w:type="dxa" w:w="100"/>
@@ -496,47 +426,23 @@
           <w:sz w:val="18"/>
           <w:szCs w:val="18"/>
         </w:rPr>
-        <w:t xml:space="preserve">Numéro fixe refusé — seul un vrai portable est accepté.</w:t>
-      </w:r>
-    </w:p>
-    <w:p>
-      <w:pPr>
-        <w:pStyle w:val="Heading1"/>
-        <w:spacing w:after="200" w:before="400"/>
-      </w:pPr>
-      <w:r>
-        <w:rPr>
-          <w:b/>
-          <w:bCs/>
-          <w:color w:val="1F2937"/>
-        </w:rPr>
-        <w:t xml:space="preserve">Étape 2 — Ma liste d'articles</w:t>
-      </w:r>
-    </w:p>
-    <w:p>
-      <w:pPr>
-        <w:spacing w:after="160"/>
-      </w:pPr>
-      <w:r>
-        <w:t xml:space="preserve">Un objet par ligne : son nom, et son prix de vente en francs entiers (pas de centimes). 30 articles maximum par liste.</w:t>
-      </w:r>
-    </w:p>
-    <w:p>
-      <w:pPr>
-        <w:spacing w:after="160"/>
-      </w:pPr>
-      <w:r>
-        <w:t xml:space="preserve">Quelques objets ne sont pas admis au troc (peluches, DVD, CD, VHS) — un message l'indique immédiatement si un nom d'article correspond.</w:t>
-      </w:r>
+        <w:t xml:space="preserve">Nom trop court : message d'erreur immédiat.</w:t>
+      </w:r>
+    </w:p>
+    <w:p>
+      <w:pPr>
+        <w:spacing w:after="0" w:before="160"/>
+      </w:pPr>
     </w:p>
     <w:tbl>
       <w:tblPr>
-        <w:tblW w:type="pct" w:w="100%"/>
+        <w:tblW w:type="dxa" w:w="9676"/>
+        <w:jc w:val="center"/>
         <w:tblBorders>
-          <w:top w:val="single" w:color="16A34A" w:sz="6"/>
-          <w:left w:val="single" w:color="16A34A" w:sz="6"/>
-          <w:bottom w:val="single" w:color="16A34A" w:sz="6"/>
-          <w:right w:val="single" w:color="16A34A" w:sz="6"/>
+          <w:top w:val="single" w:color="D4D4D8" w:sz="4"/>
+          <w:left w:val="single" w:color="D4D4D8" w:sz="4"/>
+          <w:bottom w:val="single" w:color="D4D4D8" w:sz="4"/>
+          <w:right w:val="single" w:color="D4D4D8" w:sz="4"/>
           <w:insideH w:val="none" w:color="FFFFFF" w:sz="0"/>
           <w:insideV w:val="none" w:color="FFFFFF" w:sz="0"/>
         </w:tblBorders>
@@ -547,67 +453,6 @@
       <w:tr>
         <w:tc>
           <w:tcPr>
-            <w:shd w:fill="F0FDF4" w:color="auto" w:val="clear"/>
-            <w:tcMar>
-              <w:top w:type="dxa" w:w="160"/>
-              <w:left w:type="dxa" w:w="220"/>
-              <w:bottom w:type="dxa" w:w="160"/>
-              <w:right w:type="dxa" w:w="220"/>
-            </w:tcMar>
-          </w:tcPr>
-          <w:p>
-            <w:pPr>
-              <w:spacing w:after="80"/>
-            </w:pPr>
-            <w:r>
-              <w:rPr>
-                <w:b/>
-                <w:bCs/>
-                <w:color w:val="15803D"/>
-              </w:rPr>
-              <w:t xml:space="preserve">💡 Deux articles au même nom ?</w:t>
-            </w:r>
-          </w:p>
-          <w:p>
-            <w:pPr>
-              <w:spacing w:after="40"/>
-            </w:pPr>
-            <w:r>
-              <w:rPr>
-                <w:sz w:val="20"/>
-                <w:szCs w:val="20"/>
-              </w:rPr>
-              <w:t xml:space="preserve">Un avertissement (orange) apparaît si deux articles ont exactement le même nom — ce n'est pas bloquant (ça peut être volontaire, deux exemplaires identiques), mais si ce sont deux objets différents, il vaut mieux ajouter un détail pour les distinguer (couleur, taille, édition…).</w:t>
-            </w:r>
-          </w:p>
-        </w:tc>
-      </w:tr>
-    </w:tbl>
-    <w:p>
-      <w:pPr>
-        <w:spacing w:after="0" w:before="160"/>
-      </w:pPr>
-    </w:p>
-    <w:tbl>
-      <w:tblPr>
-        <w:tblW w:type="dxa" w:w="9675"/>
-        <w:jc w:val="center"/>
-        <w:tblBorders>
-          <w:top w:val="single" w:color="D4D4D8" w:sz="4"/>
-          <w:left w:val="single" w:color="D4D4D8" w:sz="4"/>
-          <w:bottom w:val="single" w:color="D4D4D8" w:sz="4"/>
-          <w:right w:val="single" w:color="D4D4D8" w:sz="4"/>
-          <w:insideH w:val="none" w:color="FFFFFF" w:sz="0"/>
-          <w:insideV w:val="none" w:color="FFFFFF" w:sz="0"/>
-        </w:tblBorders>
-      </w:tblPr>
-      <w:tblGrid>
-        <w:gridCol w:w="9675"/>
-      </w:tblGrid>
-      <w:tr>
-        <w:tc>
-          <w:tcPr>
-            <w:tcW w:type="dxa" w:w="9675"/>
             <w:tcMar>
               <w:top w:type="dxa" w:w="100"/>
               <w:left w:type="dxa" w:w="100"/>
@@ -681,7 +526,7 @@
           <w:sz w:val="18"/>
           <w:szCs w:val="18"/>
         </w:rPr>
-        <w:t xml:space="preserve">Avertissement de doublon (non bloquant).</w:t>
+        <w:t xml:space="preserve">Numéro fixe refusé — seul un vrai portable est accepté.</w:t>
       </w:r>
     </w:p>
     <w:p>
@@ -695,7 +540,7 @@
           <w:bCs/>
           <w:color w:val="1F2937"/>
         </w:rPr>
-        <w:t xml:space="preserve">Étape 3 — Conditions et envoi</w:t>
+        <w:t xml:space="preserve">Étape 2 — Ma liste d'articles</w:t>
       </w:r>
     </w:p>
     <w:p>
@@ -703,17 +548,79 @@
         <w:spacing w:after="160"/>
       </w:pPr>
       <w:r>
-        <w:t xml:space="preserve">Une case à cocher obligatoire rappelle les conditions du troc : « Nous déclinons toute responsabilité en cas de perte ou vol, les articles ne sont pas remboursés. » Le bouton d'envoi reste désactivé tant qu'un champ est invalide ou que la case n'est pas cochée.</w:t>
-      </w:r>
-    </w:p>
-    <w:p>
-      <w:pPr>
-        <w:spacing w:after="0" w:before="160"/>
-      </w:pPr>
+        <w:t xml:space="preserve">Un objet par ligne : son nom, et son prix de vente en francs entiers (pas de centimes). 30 articles maximum par liste.</w:t>
+      </w:r>
+    </w:p>
+    <w:p>
+      <w:pPr>
+        <w:spacing w:after="160"/>
+      </w:pPr>
+      <w:r>
+        <w:t xml:space="preserve">Quelques objets ne sont pas admis au troc (peluches, DVD, CD, VHS) — un message l'indique immédiatement si un nom d'article correspond.</w:t>
+      </w:r>
     </w:p>
     <w:tbl>
       <w:tblPr>
-        <w:tblW w:type="dxa" w:w="9675"/>
+        <w:tblW w:type="pct" w:w="100%"/>
+        <w:tblBorders>
+          <w:top w:val="single" w:color="16A34A" w:sz="6"/>
+          <w:left w:val="single" w:color="16A34A" w:sz="6"/>
+          <w:bottom w:val="single" w:color="16A34A" w:sz="6"/>
+          <w:right w:val="single" w:color="16A34A" w:sz="6"/>
+          <w:insideH w:val="none" w:color="FFFFFF" w:sz="0"/>
+          <w:insideV w:val="none" w:color="FFFFFF" w:sz="0"/>
+        </w:tblBorders>
+      </w:tblPr>
+      <w:tblGrid>
+        <w:gridCol w:w="100"/>
+      </w:tblGrid>
+      <w:tr>
+        <w:tc>
+          <w:tcPr>
+            <w:shd w:fill="F0FDF4" w:val="clear"/>
+            <w:tcMar>
+              <w:top w:type="dxa" w:w="160"/>
+              <w:left w:type="dxa" w:w="220"/>
+              <w:bottom w:type="dxa" w:w="160"/>
+              <w:right w:type="dxa" w:w="220"/>
+            </w:tcMar>
+          </w:tcPr>
+          <w:p>
+            <w:pPr>
+              <w:spacing w:after="80"/>
+            </w:pPr>
+            <w:r>
+              <w:rPr>
+                <w:b/>
+                <w:bCs/>
+                <w:color w:val="15803D"/>
+              </w:rPr>
+              <w:t xml:space="preserve">💡 Deux articles au même nom ?</w:t>
+            </w:r>
+          </w:p>
+          <w:p>
+            <w:pPr>
+              <w:spacing w:after="40"/>
+            </w:pPr>
+            <w:r>
+              <w:rPr>
+                <w:sz w:val="20"/>
+                <w:szCs w:val="20"/>
+              </w:rPr>
+              <w:t xml:space="preserve">Un avertissement (orange) apparaît si deux articles ont exactement le même nom — ce n'est pas bloquant (ça peut être volontaire, deux exemplaires identiques), mais si ce sont deux objets différents, il vaut mieux ajouter un détail pour les distinguer (couleur, taille, édition...).</w:t>
+            </w:r>
+          </w:p>
+        </w:tc>
+      </w:tr>
+    </w:tbl>
+    <w:p>
+      <w:pPr>
+        <w:spacing w:after="0" w:before="160"/>
+      </w:pPr>
+    </w:p>
+    <w:tbl>
+      <w:tblPr>
+        <w:tblW w:type="dxa" w:w="9676"/>
         <w:jc w:val="center"/>
         <w:tblBorders>
           <w:top w:val="single" w:color="D4D4D8" w:sz="4"/>
@@ -725,12 +632,11 @@
         </w:tblBorders>
       </w:tblPr>
       <w:tblGrid>
-        <w:gridCol w:w="9675"/>
+        <w:gridCol w:w="100"/>
       </w:tblGrid>
       <w:tr>
         <w:tc>
           <w:tcPr>
-            <w:tcW w:type="dxa" w:w="9675"/>
             <w:tcMar>
               <w:top w:type="dxa" w:w="100"/>
               <w:left w:type="dxa" w:w="100"/>
@@ -804,7 +710,7 @@
           <w:sz w:val="18"/>
           <w:szCs w:val="18"/>
         </w:rPr>
-        <w:t xml:space="preserve">Liste prête à envoyer : conditions acceptées, articles valides.</w:t>
+        <w:t xml:space="preserve">Avertissement de doublon (non bloquant).</w:t>
       </w:r>
     </w:p>
     <w:p>
@@ -818,7 +724,7 @@
           <w:bCs/>
           <w:color w:val="1F2937"/>
         </w:rPr>
-        <w:t xml:space="preserve">Étape 4 — Confirmation</w:t>
+        <w:t xml:space="preserve">Étape 3 — Conditions et envoi</w:t>
       </w:r>
     </w:p>
     <w:p>
@@ -826,7 +732,7 @@
         <w:spacing w:after="160"/>
       </w:pPr>
       <w:r>
-        <w:t xml:space="preserve">Après l'envoi, un numéro de vendeur et un code de confirmation (avec son QR code) s'affichent. Ce code (ou le QR) est à présenter au comité le jour du dépôt des articles — c'est lui qui permet de retrouver la liste et d'imprimer les étiquettes.</w:t>
+        <w:t xml:space="preserve">Une case à cocher obligatoire rappelle les conditions du troc : « Nous déclinons toute responsabilité en cas de perte ou vol, les articles ne sont pas remboursés. » Le bouton d'envoi reste désactivé tant qu'un champ est invalide ou que la case n'est pas cochée.</w:t>
       </w:r>
     </w:p>
     <w:p>
@@ -836,7 +742,7 @@
     </w:p>
     <w:tbl>
       <w:tblPr>
-        <w:tblW w:type="dxa" w:w="9675"/>
+        <w:tblW w:type="dxa" w:w="9676"/>
         <w:jc w:val="center"/>
         <w:tblBorders>
           <w:top w:val="single" w:color="D4D4D8" w:sz="4"/>
@@ -848,12 +754,11 @@
         </w:tblBorders>
       </w:tblPr>
       <w:tblGrid>
-        <w:gridCol w:w="9675"/>
+        <w:gridCol w:w="100"/>
       </w:tblGrid>
       <w:tr>
         <w:tc>
           <w:tcPr>
-            <w:tcW w:type="dxa" w:w="9675"/>
             <w:tcMar>
               <w:top w:type="dxa" w:w="100"/>
               <w:left w:type="dxa" w:w="100"/>
@@ -927,6 +832,128 @@
           <w:sz w:val="18"/>
           <w:szCs w:val="18"/>
         </w:rPr>
+        <w:t xml:space="preserve">Liste prête à envoyer : conditions acceptées, articles valides.</w:t>
+      </w:r>
+    </w:p>
+    <w:p>
+      <w:pPr>
+        <w:pStyle w:val="Heading1"/>
+        <w:spacing w:after="200" w:before="400"/>
+      </w:pPr>
+      <w:r>
+        <w:rPr>
+          <w:b/>
+          <w:bCs/>
+          <w:color w:val="1F2937"/>
+        </w:rPr>
+        <w:t xml:space="preserve">Étape 4 — Confirmation</w:t>
+      </w:r>
+    </w:p>
+    <w:p>
+      <w:pPr>
+        <w:spacing w:after="160"/>
+      </w:pPr>
+      <w:r>
+        <w:t xml:space="preserve">Après l'envoi, un numéro de vendeur et un code de confirmation (avec son QR code) s'affichent. Ce code (ou le QR) est à présenter au comité le jour du dépôt des articles — c'est lui qui permet de retrouver la liste et d'imprimer les étiquettes.</w:t>
+      </w:r>
+    </w:p>
+    <w:p>
+      <w:pPr>
+        <w:spacing w:after="0" w:before="160"/>
+      </w:pPr>
+    </w:p>
+    <w:tbl>
+      <w:tblPr>
+        <w:tblW w:type="dxa" w:w="9676"/>
+        <w:jc w:val="center"/>
+        <w:tblBorders>
+          <w:top w:val="single" w:color="D4D4D8" w:sz="4"/>
+          <w:left w:val="single" w:color="D4D4D8" w:sz="4"/>
+          <w:bottom w:val="single" w:color="D4D4D8" w:sz="4"/>
+          <w:right w:val="single" w:color="D4D4D8" w:sz="4"/>
+          <w:insideH w:val="none" w:color="FFFFFF" w:sz="0"/>
+          <w:insideV w:val="none" w:color="FFFFFF" w:sz="0"/>
+        </w:tblBorders>
+      </w:tblPr>
+      <w:tblGrid>
+        <w:gridCol w:w="100"/>
+      </w:tblGrid>
+      <w:tr>
+        <w:tc>
+          <w:tcPr>
+            <w:tcMar>
+              <w:top w:type="dxa" w:w="100"/>
+              <w:left w:type="dxa" w:w="100"/>
+              <w:bottom w:type="dxa" w:w="100"/>
+              <w:right w:type="dxa" w:w="100"/>
+            </w:tcMar>
+          </w:tcPr>
+          <w:p>
+            <w:pPr>
+              <w:jc w:val="center"/>
+            </w:pPr>
+            <w:r>
+              <w:drawing>
+                <wp:inline distT="0" distB="0" distL="0" distR="0">
+                  <wp:extent cx="5762625" cy="4324350"/>
+                  <wp:effectExtent t="0" r="0" b="0" l="0"/>
+                  <wp:docPr id="1" name="" descr="" title=""/>
+                  <wp:cNvGraphicFramePr>
+                    <a:graphicFrameLocks xmlns:a="http://schemas.openxmlformats.org/drawingml/2006/main" noChangeAspect="1"/>
+                  </wp:cNvGraphicFramePr>
+                  <a:graphic xmlns:a="http://schemas.openxmlformats.org/drawingml/2006/main">
+                    <a:graphicData uri="http://schemas.openxmlformats.org/drawingml/2006/picture">
+                      <pic:pic xmlns:pic="http://schemas.openxmlformats.org/drawingml/2006/picture">
+                        <pic:nvPicPr>
+                          <pic:cNvPr id="0" name="" descr=""/>
+                          <pic:cNvPicPr>
+                            <a:picLocks noChangeAspect="1" noChangeArrowheads="1"/>
+                          </pic:cNvPicPr>
+                        </pic:nvPicPr>
+                        <pic:blipFill>
+                          <a:blip r:embed="rId15" cstate="none"/>
+                          <a:srcRect/>
+                          <a:stretch>
+                            <a:fillRect/>
+                          </a:stretch>
+                        </pic:blipFill>
+                        <pic:spPr bwMode="auto">
+                          <a:xfrm>
+                            <a:off x="0" y="0"/>
+                            <a:ext cx="5762625" cy="4324350"/>
+                          </a:xfrm>
+                          <a:prstGeom prst="rect">
+                            <a:avLst/>
+                          </a:prstGeom>
+                        </pic:spPr>
+                      </pic:pic>
+                    </a:graphicData>
+                  </a:graphic>
+                </wp:inline>
+              </w:drawing>
+            </w:r>
+          </w:p>
+        </w:tc>
+      </w:tr>
+    </w:tbl>
+    <w:p>
+      <w:pPr>
+        <w:spacing w:after="60" w:before="0"/>
+      </w:pPr>
+    </w:p>
+    <w:p>
+      <w:pPr>
+        <w:spacing w:after="200"/>
+        <w:jc w:val="center"/>
+      </w:pPr>
+      <w:r>
+        <w:rPr>
+          <w:i/>
+          <w:iCs/>
+          <w:color w:val="6B7280"/>
+          <w:sz w:val="18"/>
+          <w:szCs w:val="18"/>
+        </w:rPr>
         <w:t xml:space="preserve">Page de confirmation : numéro de vendeur, QR code, code, récapitulatif.</w:t>
       </w:r>
     </w:p>
@@ -948,7 +975,7 @@
       <w:tr>
         <w:tc>
           <w:tcPr>
-            <w:shd w:fill="FEF2F2" w:color="auto" w:val="clear"/>
+            <w:shd w:fill="FEF2F2" w:val="clear"/>
             <w:tcMar>
               <w:top w:type="dxa" w:w="160"/>
               <w:left w:type="dxa" w:w="220"/>
@@ -1013,7 +1040,7 @@
     </w:p>
     <w:tbl>
       <w:tblPr>
-        <w:tblW w:type="dxa" w:w="9675"/>
+        <w:tblW w:type="dxa" w:w="9676"/>
         <w:jc w:val="center"/>
         <w:tblBorders>
           <w:top w:val="single" w:color="D4D4D8" w:sz="4"/>
@@ -1025,12 +1052,11 @@
         </w:tblBorders>
       </w:tblPr>
       <w:tblGrid>
-        <w:gridCol w:w="9675"/>
+        <w:gridCol w:w="100"/>
       </w:tblGrid>
       <w:tr>
         <w:tc>
           <w:tcPr>
-            <w:tcW w:type="dxa" w:w="9675"/>
             <w:tcMar>
               <w:top w:type="dxa" w:w="100"/>
               <w:left w:type="dxa" w:w="100"/>
@@ -1045,130 +1071,7 @@
             <w:r>
               <w:drawing>
                 <wp:inline distT="0" distB="0" distL="0" distR="0">
-                  <wp:extent cx="5762625" cy="5438775"/>
-                  <wp:effectExtent t="0" r="0" b="0" l="0"/>
-                  <wp:docPr id="1" name="" descr="" title=""/>
-                  <wp:cNvGraphicFramePr>
-                    <a:graphicFrameLocks xmlns:a="http://schemas.openxmlformats.org/drawingml/2006/main" noChangeAspect="1"/>
-                  </wp:cNvGraphicFramePr>
-                  <a:graphic xmlns:a="http://schemas.openxmlformats.org/drawingml/2006/main">
-                    <a:graphicData uri="http://schemas.openxmlformats.org/drawingml/2006/picture">
-                      <pic:pic xmlns:pic="http://schemas.openxmlformats.org/drawingml/2006/picture">
-                        <pic:nvPicPr>
-                          <pic:cNvPr id="0" name="" descr=""/>
-                          <pic:cNvPicPr>
-                            <a:picLocks noChangeAspect="1" noChangeArrowheads="1"/>
-                          </pic:cNvPicPr>
-                        </pic:nvPicPr>
-                        <pic:blipFill>
-                          <a:blip r:embed="rId15" cstate="none"/>
-                          <a:srcRect/>
-                          <a:stretch>
-                            <a:fillRect/>
-                          </a:stretch>
-                        </pic:blipFill>
-                        <pic:spPr bwMode="auto">
-                          <a:xfrm>
-                            <a:off x="0" y="0"/>
-                            <a:ext cx="5762625" cy="5438775"/>
-                          </a:xfrm>
-                          <a:prstGeom prst="rect">
-                            <a:avLst/>
-                          </a:prstGeom>
-                        </pic:spPr>
-                      </pic:pic>
-                    </a:graphicData>
-                  </a:graphic>
-                </wp:inline>
-              </w:drawing>
-            </w:r>
-          </w:p>
-        </w:tc>
-      </w:tr>
-    </w:tbl>
-    <w:p>
-      <w:pPr>
-        <w:spacing w:after="60" w:before="0"/>
-      </w:pPr>
-    </w:p>
-    <w:p>
-      <w:pPr>
-        <w:spacing w:after="200"/>
-        <w:jc w:val="center"/>
-      </w:pPr>
-      <w:r>
-        <w:rPr>
-          <w:i/>
-          <w:iCs/>
-          <w:color w:val="6B7280"/>
-          <w:sz w:val="18"/>
-          <w:szCs w:val="18"/>
-        </w:rPr>
-        <w:t xml:space="preserve">Aperçu de l'email de confirmation.</w:t>
-      </w:r>
-    </w:p>
-    <w:p>
-      <w:pPr>
-        <w:pStyle w:val="Heading1"/>
-        <w:spacing w:after="200" w:before="400"/>
-      </w:pPr>
-      <w:r>
-        <w:rPr>
-          <w:b/>
-          <w:bCs/>
-          <w:color w:val="1F2937"/>
-        </w:rPr>
-        <w:t xml:space="preserve">Modifier sa liste après l'envoi</w:t>
-      </w:r>
-    </w:p>
-    <w:p>
-      <w:pPr>
-        <w:spacing w:after="160"/>
-      </w:pPr>
-      <w:r>
-        <w:t xml:space="preserve">Le lien « Modifier ma liste » (dans l'email ou sur la page de confirmation) permet de revenir sur sa liste — corriger un nom, un prix, ajouter ou retirer un article — jusqu'à la veille de la date de dépôt des articles. Passé ce délai, la modification n'est plus possible en ligne ; il faut alors contacter le comité.</w:t>
-      </w:r>
-    </w:p>
-    <w:p>
-      <w:pPr>
-        <w:spacing w:after="0" w:before="160"/>
-      </w:pPr>
-    </w:p>
-    <w:tbl>
-      <w:tblPr>
-        <w:tblW w:type="dxa" w:w="8040"/>
-        <w:jc w:val="center"/>
-        <w:tblBorders>
-          <w:top w:val="single" w:color="D4D4D8" w:sz="4"/>
-          <w:left w:val="single" w:color="D4D4D8" w:sz="4"/>
-          <w:bottom w:val="single" w:color="D4D4D8" w:sz="4"/>
-          <w:right w:val="single" w:color="D4D4D8" w:sz="4"/>
-          <w:insideH w:val="none" w:color="FFFFFF" w:sz="0"/>
-          <w:insideV w:val="none" w:color="FFFFFF" w:sz="0"/>
-        </w:tblBorders>
-      </w:tblPr>
-      <w:tblGrid>
-        <w:gridCol w:w="8040"/>
-      </w:tblGrid>
-      <w:tr>
-        <w:tc>
-          <w:tcPr>
-            <w:tcW w:type="dxa" w:w="8040"/>
-            <w:tcMar>
-              <w:top w:type="dxa" w:w="100"/>
-              <w:left w:type="dxa" w:w="100"/>
-              <w:bottom w:type="dxa" w:w="100"/>
-              <w:right w:type="dxa" w:w="100"/>
-            </w:tcMar>
-          </w:tcPr>
-          <w:p>
-            <w:pPr>
-              <w:jc w:val="center"/>
-            </w:pPr>
-            <w:r>
-              <w:drawing>
-                <wp:inline distT="0" distB="0" distL="0" distR="0">
-                  <wp:extent cx="4724400" cy="7496175"/>
+                  <wp:extent cx="4752975" cy="5591175"/>
                   <wp:effectExtent t="0" r="0" b="0" l="0"/>
                   <wp:docPr id="1" name="" descr="" title=""/>
                   <wp:cNvGraphicFramePr>
@@ -1193,7 +1096,7 @@
                         <pic:spPr bwMode="auto">
                           <a:xfrm>
                             <a:off x="0" y="0"/>
-                            <a:ext cx="4724400" cy="7496175"/>
+                            <a:ext cx="4752975" cy="5591175"/>
                           </a:xfrm>
                           <a:prstGeom prst="rect">
                             <a:avLst/>
@@ -1227,7 +1130,7 @@
           <w:sz w:val="18"/>
           <w:szCs w:val="18"/>
         </w:rPr>
-        <w:t xml:space="preserve">Page de modification, accessible via le lien reçu par email.</w:t>
+        <w:t xml:space="preserve">Aperçu de l'email de confirmation.</w:t>
       </w:r>
     </w:p>
     <w:p>
@@ -1241,6 +1144,128 @@
           <w:bCs/>
           <w:color w:val="1F2937"/>
         </w:rPr>
+        <w:t xml:space="preserve">Modifier sa liste après l'envoi</w:t>
+      </w:r>
+    </w:p>
+    <w:p>
+      <w:pPr>
+        <w:spacing w:after="160"/>
+      </w:pPr>
+      <w:r>
+        <w:t xml:space="preserve">Le lien « Modifier ma liste » (dans l'email ou sur la page de confirmation) permet de revenir sur sa liste — corriger un nom, un prix, ajouter ou retirer un article — jusqu'à la veille de la date de dépôt des articles. Passé ce délai, la modification n'est plus possible en ligne ; il faut alors contacter le comité.</w:t>
+      </w:r>
+    </w:p>
+    <w:p>
+      <w:pPr>
+        <w:spacing w:after="0" w:before="160"/>
+      </w:pPr>
+    </w:p>
+    <w:tbl>
+      <w:tblPr>
+        <w:tblW w:type="dxa" w:w="9676"/>
+        <w:jc w:val="center"/>
+        <w:tblBorders>
+          <w:top w:val="single" w:color="D4D4D8" w:sz="4"/>
+          <w:left w:val="single" w:color="D4D4D8" w:sz="4"/>
+          <w:bottom w:val="single" w:color="D4D4D8" w:sz="4"/>
+          <w:right w:val="single" w:color="D4D4D8" w:sz="4"/>
+          <w:insideH w:val="none" w:color="FFFFFF" w:sz="0"/>
+          <w:insideV w:val="none" w:color="FFFFFF" w:sz="0"/>
+        </w:tblBorders>
+      </w:tblPr>
+      <w:tblGrid>
+        <w:gridCol w:w="100"/>
+      </w:tblGrid>
+      <w:tr>
+        <w:tc>
+          <w:tcPr>
+            <w:tcMar>
+              <w:top w:type="dxa" w:w="100"/>
+              <w:left w:type="dxa" w:w="100"/>
+              <w:bottom w:type="dxa" w:w="100"/>
+              <w:right w:type="dxa" w:w="100"/>
+            </w:tcMar>
+          </w:tcPr>
+          <w:p>
+            <w:pPr>
+              <w:jc w:val="center"/>
+            </w:pPr>
+            <w:r>
+              <w:drawing>
+                <wp:inline distT="0" distB="0" distL="0" distR="0">
+                  <wp:extent cx="3981450" cy="6886575"/>
+                  <wp:effectExtent t="0" r="0" b="0" l="0"/>
+                  <wp:docPr id="1" name="" descr="" title=""/>
+                  <wp:cNvGraphicFramePr>
+                    <a:graphicFrameLocks xmlns:a="http://schemas.openxmlformats.org/drawingml/2006/main" noChangeAspect="1"/>
+                  </wp:cNvGraphicFramePr>
+                  <a:graphic xmlns:a="http://schemas.openxmlformats.org/drawingml/2006/main">
+                    <a:graphicData uri="http://schemas.openxmlformats.org/drawingml/2006/picture">
+                      <pic:pic xmlns:pic="http://schemas.openxmlformats.org/drawingml/2006/picture">
+                        <pic:nvPicPr>
+                          <pic:cNvPr id="0" name="" descr=""/>
+                          <pic:cNvPicPr>
+                            <a:picLocks noChangeAspect="1" noChangeArrowheads="1"/>
+                          </pic:cNvPicPr>
+                        </pic:nvPicPr>
+                        <pic:blipFill>
+                          <a:blip r:embed="rId17" cstate="none"/>
+                          <a:srcRect/>
+                          <a:stretch>
+                            <a:fillRect/>
+                          </a:stretch>
+                        </pic:blipFill>
+                        <pic:spPr bwMode="auto">
+                          <a:xfrm>
+                            <a:off x="0" y="0"/>
+                            <a:ext cx="3981450" cy="6886575"/>
+                          </a:xfrm>
+                          <a:prstGeom prst="rect">
+                            <a:avLst/>
+                          </a:prstGeom>
+                        </pic:spPr>
+                      </pic:pic>
+                    </a:graphicData>
+                  </a:graphic>
+                </wp:inline>
+              </w:drawing>
+            </w:r>
+          </w:p>
+        </w:tc>
+      </w:tr>
+    </w:tbl>
+    <w:p>
+      <w:pPr>
+        <w:spacing w:after="60" w:before="0"/>
+      </w:pPr>
+    </w:p>
+    <w:p>
+      <w:pPr>
+        <w:spacing w:after="200"/>
+        <w:jc w:val="center"/>
+      </w:pPr>
+      <w:r>
+        <w:rPr>
+          <w:i/>
+          <w:iCs/>
+          <w:color w:val="6B7280"/>
+          <w:sz w:val="18"/>
+          <w:szCs w:val="18"/>
+        </w:rPr>
+        <w:t xml:space="preserve">Page de modification, accessible via le lien reçu par email.</w:t>
+      </w:r>
+    </w:p>
+    <w:p>
+      <w:pPr>
+        <w:pStyle w:val="Heading1"/>
+        <w:spacing w:after="200" w:before="400"/>
+      </w:pPr>
+      <w:r>
+        <w:rPr>
+          <w:b/>
+          <w:bCs/>
+          <w:color w:val="1F2937"/>
+        </w:rPr>
         <w:t xml:space="preserve">Le jour du dépôt</w:t>
       </w:r>
     </w:p>
@@ -1249,7 +1274,7 @@
         <w:pStyle w:val="ListParagraph"/>
         <w:numPr>
           <w:ilvl w:val="0"/>
-          <w:numId w:val="3"/>
+          <w:numId w:val="2"/>
         </w:numPr>
         <w:spacing w:after="80"/>
       </w:pPr>
@@ -1262,7 +1287,7 @@
         <w:pStyle w:val="ListParagraph"/>
         <w:numPr>
           <w:ilvl w:val="0"/>
-          <w:numId w:val="3"/>
+          <w:numId w:val="2"/>
         </w:numPr>
         <w:spacing w:after="80"/>
       </w:pPr>
@@ -1275,7 +1300,7 @@
         <w:pStyle w:val="ListParagraph"/>
         <w:numPr>
           <w:ilvl w:val="0"/>
-          <w:numId w:val="3"/>
+          <w:numId w:val="2"/>
         </w:numPr>
         <w:spacing w:after="80"/>
       </w:pPr>
@@ -1289,6 +1314,150 @@
       </w:pPr>
       <w:r>
         <w:t xml:space="preserve">Sans dépôt en ligne préalable, il reste possible de déposer sa liste directement sur place, à l'accueil, le jour même.</w:t>
+      </w:r>
+    </w:p>
+    <w:p>
+      <w:pPr>
+        <w:pStyle w:val="Heading1"/>
+        <w:spacing w:after="200" w:before="400"/>
+      </w:pPr>
+      <w:r>
+        <w:rPr>
+          <w:b/>
+          <w:bCs/>
+          <w:color w:val="1F2937"/>
+        </w:rPr>
+        <w:t xml:space="preserve">Après le contrôle : un email de confirmation de réception</w:t>
+      </w:r>
+    </w:p>
+    <w:p>
+      <w:pPr>
+        <w:spacing w:after="160"/>
+      </w:pPr>
+      <w:r>
+        <w:t xml:space="preserve">Dès que l'accueil a fini de contrôler la liste, un second email part automatiquement (si une adresse a été renseignée) pour confirmer la bonne réception des articles. Il redonne le code de confirmation et le QR code, ainsi que la date et l'heure auxquelles venir récupérer les éventuels invendus le lendemain.</w:t>
+      </w:r>
+    </w:p>
+    <w:p>
+      <w:pPr>
+        <w:spacing w:after="0" w:before="160"/>
+      </w:pPr>
+    </w:p>
+    <w:tbl>
+      <w:tblPr>
+        <w:tblW w:type="dxa" w:w="9676"/>
+        <w:jc w:val="center"/>
+        <w:tblBorders>
+          <w:top w:val="single" w:color="D4D4D8" w:sz="4"/>
+          <w:left w:val="single" w:color="D4D4D8" w:sz="4"/>
+          <w:bottom w:val="single" w:color="D4D4D8" w:sz="4"/>
+          <w:right w:val="single" w:color="D4D4D8" w:sz="4"/>
+          <w:insideH w:val="none" w:color="FFFFFF" w:sz="0"/>
+          <w:insideV w:val="none" w:color="FFFFFF" w:sz="0"/>
+        </w:tblBorders>
+      </w:tblPr>
+      <w:tblGrid>
+        <w:gridCol w:w="100"/>
+      </w:tblGrid>
+      <w:tr>
+        <w:tc>
+          <w:tcPr>
+            <w:tcMar>
+              <w:top w:type="dxa" w:w="100"/>
+              <w:left w:type="dxa" w:w="100"/>
+              <w:bottom w:type="dxa" w:w="100"/>
+              <w:right w:type="dxa" w:w="100"/>
+            </w:tcMar>
+          </w:tcPr>
+          <w:p>
+            <w:pPr>
+              <w:jc w:val="center"/>
+            </w:pPr>
+            <w:r>
+              <w:drawing>
+                <wp:inline distT="0" distB="0" distL="0" distR="0">
+                  <wp:extent cx="4752975" cy="5200650"/>
+                  <wp:effectExtent t="0" r="0" b="0" l="0"/>
+                  <wp:docPr id="1" name="" descr="" title=""/>
+                  <wp:cNvGraphicFramePr>
+                    <a:graphicFrameLocks xmlns:a="http://schemas.openxmlformats.org/drawingml/2006/main" noChangeAspect="1"/>
+                  </wp:cNvGraphicFramePr>
+                  <a:graphic xmlns:a="http://schemas.openxmlformats.org/drawingml/2006/main">
+                    <a:graphicData uri="http://schemas.openxmlformats.org/drawingml/2006/picture">
+                      <pic:pic xmlns:pic="http://schemas.openxmlformats.org/drawingml/2006/picture">
+                        <pic:nvPicPr>
+                          <pic:cNvPr id="0" name="" descr=""/>
+                          <pic:cNvPicPr>
+                            <a:picLocks noChangeAspect="1" noChangeArrowheads="1"/>
+                          </pic:cNvPicPr>
+                        </pic:nvPicPr>
+                        <pic:blipFill>
+                          <a:blip r:embed="rId18" cstate="none"/>
+                          <a:srcRect/>
+                          <a:stretch>
+                            <a:fillRect/>
+                          </a:stretch>
+                        </pic:blipFill>
+                        <pic:spPr bwMode="auto">
+                          <a:xfrm>
+                            <a:off x="0" y="0"/>
+                            <a:ext cx="4752975" cy="5200650"/>
+                          </a:xfrm>
+                          <a:prstGeom prst="rect">
+                            <a:avLst/>
+                          </a:prstGeom>
+                        </pic:spPr>
+                      </pic:pic>
+                    </a:graphicData>
+                  </a:graphic>
+                </wp:inline>
+              </w:drawing>
+            </w:r>
+          </w:p>
+        </w:tc>
+      </w:tr>
+    </w:tbl>
+    <w:p>
+      <w:pPr>
+        <w:spacing w:after="60" w:before="0"/>
+      </w:pPr>
+    </w:p>
+    <w:p>
+      <w:pPr>
+        <w:spacing w:after="200"/>
+        <w:jc w:val="center"/>
+      </w:pPr>
+      <w:r>
+        <w:rPr>
+          <w:i/>
+          <w:iCs/>
+          <w:color w:val="6B7280"/>
+          <w:sz w:val="18"/>
+          <w:szCs w:val="18"/>
+        </w:rPr>
+        <w:t xml:space="preserve">Aperçu de l'email de réception confirmée.</w:t>
+      </w:r>
+    </w:p>
+    <w:p>
+      <w:pPr>
+        <w:pStyle w:val="Heading1"/>
+        <w:spacing w:after="200" w:before="400"/>
+      </w:pPr>
+      <w:r>
+        <w:rPr>
+          <w:b/>
+          <w:bCs/>
+          <w:color w:val="1F2937"/>
+        </w:rPr>
+        <w:t xml:space="preserve">La récupération des invendus</w:t>
+      </w:r>
+    </w:p>
+    <w:p>
+      <w:pPr>
+        <w:spacing w:after="160"/>
+      </w:pPr>
+      <w:r>
+        <w:t xml:space="preserve">Le jour et l'heure communiqués dans cet email, il suffit de se présenter avec le même code de confirmation (ou le QR) pour récupérer les objets qui n'ont pas trouvé preneur pendant le troc.</w:t>
       </w:r>
     </w:p>
     <w:sectPr>
@@ -1434,10 +1603,10 @@
   <w:p>
     <w:pPr>
       <w:pBdr>
-        <w:bottom w:val="single" w:color="D4D4D8" w:sz="4"/>
+        <w:bottom w:val="single" w:color="D4D4D8" w:sz="4" w:space="4"/>
       </w:pBdr>
       <w:tabs>
-        <w:tab w:val="right" w:pos="9060"/>
+        <w:tab w:val="right" w:pos="9026"/>
       </w:tabs>
       <w:spacing w:after="0"/>
     </w:pPr>
@@ -1551,11 +1720,11 @@
     <w:multiLevelType w:val="hybridMultilevel"/>
     <w:lvl w:ilvl="0" w15:tentative="1">
       <w:start w:val="1"/>
-      <w:numFmt w:val="bullet"/>
-      <w:lvlText w:val="•"/>
+      <w:numFmt w:val="decimal"/>
+      <w:lvlText w:val="%1."/>
       <w:lvlJc w:val="left"/>
       <w:pPr>
-        <w:ind w:left="420" w:hanging="260"/>
+        <w:ind w:left="417" w:hanging="259"/>
       </w:pPr>
     </w:lvl>
   </w:abstractNum>
@@ -1563,11 +1732,11 @@
     <w:multiLevelType w:val="hybridMultilevel"/>
     <w:lvl w:ilvl="0" w15:tentative="1">
       <w:start w:val="1"/>
-      <w:numFmt w:val="decimal"/>
-      <w:lvlText w:val="%1."/>
+      <w:numFmt w:val="bullet"/>
+      <w:lvlText w:val="•"/>
       <w:lvlJc w:val="left"/>
       <w:pPr>
-        <w:ind w:left="420" w:hanging="260"/>
+        <w:ind w:left="417" w:hanging="259"/>
       </w:pPr>
     </w:lvl>
   </w:abstractNum>
@@ -1579,12 +1748,6 @@
   </w:num>
   <w:num w:numId="2">
     <w:abstractNumId w:val="2"/>
-    <w:lvlOverride w:ilvl="0">
-      <w:startOverride w:val="1"/>
-    </w:lvlOverride>
-  </w:num>
-  <w:num w:numId="3">
-    <w:abstractNumId w:val="3"/>
     <w:lvlOverride w:ilvl="0">
       <w:startOverride w:val="1"/>
     </w:lvlOverride>
